--- a/file-sample_1MB.docx
+++ b/file-sample_1MB.docx
@@ -524,7 +524,7 @@
             <wp:cNvGraphicFramePr/>
             <a:graphic xmlns:a="http://schemas.openxmlformats.org/drawingml/2006/main">
               <a:graphicData uri="http://schemas.openxmlformats.org/drawingml/2006/chart">
-                <c:chart xmlns:c="http://schemas.openxmlformats.org/drawingml/2006/chart" xmlns:r="http://schemas.openxmlformats.org/officeDocument/2006/relationships" r:id="rId3"/>
+                <c:chart xmlns:c="http://schemas.openxmlformats.org/drawingml/2006/chart" r:id="rId3"/>
               </a:graphicData>
             </a:graphic>
           </wp:inline>
